--- a/원고/1부/러시아어_컨설턴트_17아크.docx
+++ b/원고/1부/러시아어_컨설턴트_17아크.docx
@@ -795,6 +795,42 @@
           <w:bCs/>
           <w:b/>
         </w:rPr>
+        <w:t xml:space="preserve">Кирилл:</w:t>
+      </w:r>
+      <w:r>
+        <w:t xml:space="preserve"> </w:t>
+      </w:r>
+      <w:r>
+        <w:t xml:space="preserve">Как вы видите саму сцену — в кадре?</w:t>
+      </w:r>
+    </w:p>
+    <w:p>
+      <w:pPr>
+        <w:pStyle w:val="BodyText"/>
+      </w:pPr>
+      <w:r>
+        <w:rPr>
+          <w:bCs/>
+          <w:b/>
+        </w:rPr>
+        <w:t xml:space="preserve">Эдуард:</w:t>
+      </w:r>
+      <w:r>
+        <w:t xml:space="preserve"> </w:t>
+      </w:r>
+      <w:r>
+        <w:t xml:space="preserve">Как у Лермонтова: «Смешались в кучу кони, люди…» Не строй, а месиво — дым, грязь, и в этом хаосе лица. Это нельзя нарисовать. Это надо снять.</w:t>
+      </w:r>
+    </w:p>
+    <w:p>
+      <w:pPr>
+        <w:pStyle w:val="BodyText"/>
+      </w:pPr>
+      <w:r>
+        <w:rPr>
+          <w:bCs/>
+          <w:b/>
+        </w:rPr>
         <w:t xml:space="preserve">Настя:</w:t>
       </w:r>
       <w:r>
@@ -2692,6 +2728,42 @@
       </w:r>
       <w:r>
         <w:t xml:space="preserve">разницу. Эмиль Аркадьевич — получит полную картину, к пятнице.</w:t>
+      </w:r>
+    </w:p>
+    <w:p>
+      <w:pPr>
+        <w:pStyle w:val="BodyText"/>
+      </w:pPr>
+      <w:r>
+        <w:rPr>
+          <w:bCs/>
+          <w:b/>
+        </w:rPr>
+        <w:t xml:space="preserve">Настя:</w:t>
+      </w:r>
+      <w:r>
+        <w:t xml:space="preserve"> </w:t>
+      </w:r>
+      <w:r>
+        <w:t xml:space="preserve">Договор с платформой придёт на этой неделе — но деньги поступят только после подписания.</w:t>
+      </w:r>
+    </w:p>
+    <w:p>
+      <w:pPr>
+        <w:pStyle w:val="BodyText"/>
+      </w:pPr>
+      <w:r>
+        <w:rPr>
+          <w:bCs/>
+          <w:b/>
+        </w:rPr>
+        <w:t xml:space="preserve">Виолетта:</w:t>
+      </w:r>
+      <w:r>
+        <w:t xml:space="preserve"> </w:t>
+      </w:r>
+      <w:r>
+        <w:t xml:space="preserve">(Усмехнувшись) Как у Остапа Бендера: «Утром деньги — вечером стулья». Пока аванс не на счёте — ни одного статиста сверх плана.</w:t>
       </w:r>
     </w:p>
     <w:p>

--- a/원고/1부/러시아어_컨설턴트_17아크.docx
+++ b/원고/1부/러시아어_컨설턴트_17아크.docx
@@ -4890,6 +4890,222 @@
       </w:r>
       <w:r>
         <w:t xml:space="preserve">Обязательно. Удачи вам, в мире косметического сырья.</w:t>
+      </w:r>
+    </w:p>
+    <w:p>
+      <w:r>
+        <w:br w:type="page"/>
+      </w:r>
+    </w:p>
+    <w:p>
+      <w:pPr>
+        <w:pStyle w:val="BodyText"/>
+      </w:pPr>
+      <w:r>
+        <w:rPr>
+          <w:b/>
+          <w:bCs/>
+          <w:sz w:val="32"/>
+          <w:szCs w:val="32"/>
+        </w:rPr>
+        <w:t xml:space="preserve">📚 인용 해설 노트 — 17아크</w:t>
+      </w:r>
+    </w:p>
+    <w:p>
+      <w:pPr>
+        <w:pStyle w:val="BodyText"/>
+      </w:pPr>
+      <w:r>
+        <w:rPr/>
+        <w:t xml:space="preserve">이 화에 나온 러시아 고전 인용과 속담의 뜻, 원작 맥락, 쓰인 장면, 실제 대화에서 쓰는 요령을 정리했습니다.</w:t>
+      </w:r>
+    </w:p>
+    <w:p>
+      <w:pPr>
+        <w:pStyle w:val="BodyText"/>
+      </w:pPr>
+      <w:r>
+        <w:rPr>
+          <w:b/>
+          <w:bCs/>
+          <w:sz w:val="24"/>
+          <w:szCs w:val="24"/>
+        </w:rPr>
+        <w:t xml:space="preserve">인용 1 · «Смешались в кучу кони, люди…»</w:t>
+      </w:r>
+    </w:p>
+    <w:p>
+      <w:pPr>
+        <w:pStyle w:val="BodyText"/>
+      </w:pPr>
+      <w:r>
+        <w:rPr>
+          <w:b/>
+          <w:bCs/>
+        </w:rPr>
+        <w:t xml:space="preserve">출전: </w:t>
+      </w:r>
+      <w:r>
+        <w:rPr/>
+        <w:t xml:space="preserve">미하일 레르몬토프(М. Ю. Лермонтов), 시 「보로디노」(1837)</w:t>
+      </w:r>
+    </w:p>
+    <w:p>
+      <w:pPr>
+        <w:pStyle w:val="BodyText"/>
+      </w:pPr>
+      <w:r>
+        <w:rPr>
+          <w:b/>
+          <w:bCs/>
+        </w:rPr>
+        <w:t xml:space="preserve">뜻: </w:t>
+      </w:r>
+      <w:r>
+        <w:rPr/>
+        <w:t xml:space="preserve">말과 사람이 한데 뒤엉켰다.</w:t>
+      </w:r>
+    </w:p>
+    <w:p>
+      <w:pPr>
+        <w:pStyle w:val="BodyText"/>
+      </w:pPr>
+      <w:r>
+        <w:rPr>
+          <w:b/>
+          <w:bCs/>
+        </w:rPr>
+        <w:t xml:space="preserve">원작·유래: </w:t>
+      </w:r>
+      <w:r>
+        <w:rPr/>
+        <w:t xml:space="preserve">1812년 보로디노 전투를 노병의 목소리로 회상하는 시의 한 구절입니다. 이어서 «И залпы тысячи орудий / Слились в протяжный вой…»(수천 문의 포성이 긴 울부짖음으로 합쳐졌다)로 이어집니다.</w:t>
+      </w:r>
+    </w:p>
+    <w:p>
+      <w:pPr>
+        <w:pStyle w:val="BodyText"/>
+      </w:pPr>
+      <w:r>
+        <w:rPr>
+          <w:b/>
+          <w:bCs/>
+        </w:rPr>
+        <w:t xml:space="preserve">이 화에서: </w:t>
+      </w:r>
+      <w:r>
+        <w:rPr/>
+        <w:t xml:space="preserve">역사 드라마 감독 에두아르드가 CG가 아닌 실제 엑스트라 천 명으로 찍어야 하는 전투 장면을 설명하며 인용합니다.</w:t>
+      </w:r>
+    </w:p>
+    <w:p>
+      <w:pPr>
+        <w:pStyle w:val="BodyText"/>
+      </w:pPr>
+      <w:r>
+        <w:rPr>
+          <w:b/>
+          <w:bCs/>
+        </w:rPr>
+        <w:t xml:space="preserve">대화 활용 팁: </w:t>
+      </w:r>
+      <w:r>
+        <w:rPr/>
+        <w:t xml:space="preserve">오늘날에는 대혼란이나 뒤죽박죽인 상황을 익살스럽게 표현할 때 더 자주 씁니다. 예: 업무가 한꺼번에 몰렸을 때 «Смешались в кучу кони, люди». 누구나 아는 구절이라 가볍게 쓰기 좋습니다.</w:t>
+      </w:r>
+    </w:p>
+    <w:p>
+      <w:pPr>
+        <w:pStyle w:val="BodyText"/>
+      </w:pPr>
+      <w:r>
+        <w:rPr>
+          <w:b/>
+          <w:bCs/>
+          <w:sz w:val="24"/>
+          <w:szCs w:val="24"/>
+        </w:rPr>
+        <w:t xml:space="preserve">인용 2 · «Утром деньги — вечером стулья»</w:t>
+      </w:r>
+    </w:p>
+    <w:p>
+      <w:pPr>
+        <w:pStyle w:val="BodyText"/>
+      </w:pPr>
+      <w:r>
+        <w:rPr>
+          <w:b/>
+          <w:bCs/>
+        </w:rPr>
+        <w:t xml:space="preserve">출전: </w:t>
+      </w:r>
+      <w:r>
+        <w:rPr/>
+        <w:t xml:space="preserve">일리야 일프와 예브게니 페트로프(Ильф и Петров), 『열두 개의 의자』, 오스타프 벤데르의 대사</w:t>
+      </w:r>
+    </w:p>
+    <w:p>
+      <w:pPr>
+        <w:pStyle w:val="BodyText"/>
+      </w:pPr>
+      <w:r>
+        <w:rPr>
+          <w:b/>
+          <w:bCs/>
+        </w:rPr>
+        <w:t xml:space="preserve">뜻: </w:t>
+      </w:r>
+      <w:r>
+        <w:rPr/>
+        <w:t xml:space="preserve">아침에 돈, 저녁에 의자. 돈부터 받아야 물건을 준다는 뜻입니다.</w:t>
+      </w:r>
+    </w:p>
+    <w:p>
+      <w:pPr>
+        <w:pStyle w:val="BodyText"/>
+      </w:pPr>
+      <w:r>
+        <w:rPr>
+          <w:b/>
+          <w:bCs/>
+        </w:rPr>
+        <w:t xml:space="preserve">원작·유래: </w:t>
+      </w:r>
+      <w:r>
+        <w:rPr/>
+        <w:t xml:space="preserve">천재 사기꾼 오스타프 벤데르가 보물이 숨겨진 의자를 찾는 동업자에게 선금부터 요구하며 하는 말입니다. 소비에트 시대 풍자 소설의 명대사로 지금도 일상에서 널리 씁니다.</w:t>
+      </w:r>
+    </w:p>
+    <w:p>
+      <w:pPr>
+        <w:pStyle w:val="BodyText"/>
+      </w:pPr>
+      <w:r>
+        <w:rPr>
+          <w:b/>
+          <w:bCs/>
+        </w:rPr>
+        <w:t xml:space="preserve">이 화에서: </w:t>
+      </w:r>
+      <w:r>
+        <w:rPr/>
+        <w:t xml:space="preserve">스트리밍 플랫폼과의 선판매 계약을 두고 프로듀서 비올레타가 '선금이 들어오기 전엔 엑스트라 한 명도 추가 못 한다'고 못 박습니다.</w:t>
+      </w:r>
+    </w:p>
+    <w:p>
+      <w:pPr>
+        <w:pStyle w:val="BodyText"/>
+      </w:pPr>
+      <w:r>
+        <w:rPr>
+          <w:b/>
+          <w:bCs/>
+        </w:rPr>
+        <w:t xml:space="preserve">대화 활용 팁: </w:t>
+      </w:r>
+      <w:r>
+        <w:rPr/>
+        <w:t xml:space="preserve">선입금, 계약금, 결제 조건을 유머러스하게 확인할 때 씁니다. 거래 상대에게 쓰면 농담처럼 들리면서도 메시지가 분명하게 전달됩니다. 원작 화자가 사기꾼이라는 점은 기억해 두세요.</w:t>
       </w:r>
     </w:p>
     <w:sectPr/>
